--- a/swh/docx/60.content.docx
+++ b/swh/docx/60.content.docx
@@ -19,7 +19,7 @@
         <w:rPr>
           <w:lang w:val="sw_KE" w:bidi="sw_KE"/>
         </w:rPr>
-        <w:t>Resource: Maelezo ya Masomo - Machapisho ya Vitabu (Tyndale)</w:t>
+        <w:t>Resource: Tyndale Open Study Notes</w:t>
       </w:r>
       <w:r>
         <w:rPr>
@@ -112,7 +112,7 @@
         <w:rPr>
           <w:lang w:val="sw_KE" w:bidi="sw_KE"/>
         </w:rPr>
-        <w:t>Maelezo ya Masomo - Machapisho ya Vitabu (Tyndale)</w:t>
+        <w:t>Tyndale Open Study Notes</w:t>
       </w:r>
     </w:p>
     <w:p>

--- a/swh/docx/60.content.docx
+++ b/swh/docx/60.content.docx
@@ -19,7 +19,7 @@
         <w:rPr>
           <w:lang w:val="sw_KE" w:bidi="sw_KE"/>
         </w:rPr>
-        <w:t>Resource: Tyndale Open Study Notes</w:t>
+        <w:t>Resource: Aquifer Open Study Notes (Book Intros)</w:t>
       </w:r>
       <w:r>
         <w:rPr>
@@ -112,7 +112,7 @@
         <w:rPr>
           <w:lang w:val="sw_KE" w:bidi="sw_KE"/>
         </w:rPr>
-        <w:t>Tyndale Open Study Notes</w:t>
+        <w:t>Aquifer Open Study Notes (Book Intros)</w:t>
       </w:r>
     </w:p>
     <w:p>

--- a/swh/docx/60.content.docx
+++ b/swh/docx/60.content.docx
@@ -272,72 +272,48 @@
         </w:rPr>
         <w:t>Hii ndiyo hali ambayo 1 Petro inazungumzia. Waumini walikuwa wakipitia majaribu magumu sana (</w:t>
       </w:r>
-      <w:hyperlink r:id="rId13">
-        <w:r>
-          <w:rPr>
-            <w:lang w:val="sw_KE" w:bidi="sw_KE"/>
-          </w:rPr>
-          <w:rPr>
-            <w:color w:val="0000EE"/>
-            <w:u w:val="single"/>
-          </w:rPr>
-          <w:t>1:6</w:t>
-        </w:r>
-      </w:hyperlink>
+      <w:r>
+        <w:rPr>
+          <w:lang w:val="sw_KE" w:bidi="sw_KE"/>
+        </w:rPr>
+        <w:t>1:6</w:t>
+      </w:r>
       <w:r>
         <w:rPr>
           <w:lang w:val="sw_KE" w:bidi="sw_KE"/>
         </w:rPr>
         <w:t xml:space="preserve">; </w:t>
       </w:r>
-      <w:hyperlink r:id="rId14">
-        <w:r>
-          <w:rPr>
-            <w:lang w:val="sw_KE" w:bidi="sw_KE"/>
-          </w:rPr>
-          <w:rPr>
-            <w:color w:val="0000EE"/>
-            <w:u w:val="single"/>
-          </w:rPr>
-          <w:t>4:12</w:t>
-        </w:r>
-      </w:hyperlink>
+      <w:r>
+        <w:rPr>
+          <w:lang w:val="sw_KE" w:bidi="sw_KE"/>
+        </w:rPr>
+        <w:t>4:12</w:t>
+      </w:r>
       <w:r>
         <w:rPr>
           <w:lang w:val="sw_KE" w:bidi="sw_KE"/>
         </w:rPr>
         <w:t>), na makundi mengine yalikuwa yakisema mambo mabaya kuhusu wao (</w:t>
       </w:r>
-      <w:hyperlink r:id="rId15">
-        <w:r>
-          <w:rPr>
-            <w:lang w:val="sw_KE" w:bidi="sw_KE"/>
-          </w:rPr>
-          <w:rPr>
-            <w:color w:val="0000EE"/>
-            <w:u w:val="single"/>
-          </w:rPr>
-          <w:t>4:4</w:t>
-        </w:r>
-      </w:hyperlink>
+      <w:r>
+        <w:rPr>
+          <w:lang w:val="sw_KE" w:bidi="sw_KE"/>
+        </w:rPr>
+        <w:t>4:4</w:t>
+      </w:r>
       <w:r>
         <w:rPr>
           <w:lang w:val="sw_KE" w:bidi="sw_KE"/>
         </w:rPr>
         <w:t xml:space="preserve">; tazama </w:t>
       </w:r>
-      <w:hyperlink r:id="rId16">
-        <w:r>
-          <w:rPr>
-            <w:lang w:val="sw_KE" w:bidi="sw_KE"/>
-          </w:rPr>
-          <w:rPr>
-            <w:color w:val="0000EE"/>
-            <w:u w:val="single"/>
-          </w:rPr>
-          <w:t>3:16</w:t>
-        </w:r>
-      </w:hyperlink>
+      <w:r>
+        <w:rPr>
+          <w:lang w:val="sw_KE" w:bidi="sw_KE"/>
+        </w:rPr>
+        <w:t>3:16</w:t>
+      </w:r>
       <w:r>
         <w:rPr>
           <w:lang w:val="sw_KE" w:bidi="sw_KE"/>
@@ -383,126 +359,84 @@
         </w:rPr>
         <w:t>Baada ya ufunguzi wa kawaida wa barua (</w:t>
       </w:r>
-      <w:hyperlink r:id="rId17">
-        <w:r>
-          <w:rPr>
-            <w:lang w:val="sw_KE" w:bidi="sw_KE"/>
-          </w:rPr>
-          <w:rPr>
-            <w:color w:val="0000EE"/>
-            <w:u w:val="single"/>
-          </w:rPr>
-          <w:t>1:1–2</w:t>
-        </w:r>
-      </w:hyperlink>
+      <w:r>
+        <w:rPr>
+          <w:lang w:val="sw_KE" w:bidi="sw_KE"/>
+        </w:rPr>
+        <w:t>1:1–2</w:t>
+      </w:r>
       <w:r>
         <w:rPr>
           <w:lang w:val="sw_KE" w:bidi="sw_KE"/>
         </w:rPr>
         <w:t>), Petro anawahimiza wasomaji wake katika sehemu ya kwanza (</w:t>
       </w:r>
-      <w:hyperlink r:id="rId18">
-        <w:r>
-          <w:rPr>
-            <w:lang w:val="sw_KE" w:bidi="sw_KE"/>
-          </w:rPr>
-          <w:rPr>
-            <w:color w:val="0000EE"/>
-            <w:u w:val="single"/>
-          </w:rPr>
-          <w:t>1:3–2:12</w:t>
-        </w:r>
-      </w:hyperlink>
+      <w:r>
+        <w:rPr>
+          <w:lang w:val="sw_KE" w:bidi="sw_KE"/>
+        </w:rPr>
+        <w:t>1:3–2:12</w:t>
+      </w:r>
       <w:r>
         <w:rPr>
           <w:lang w:val="sw_KE" w:bidi="sw_KE"/>
         </w:rPr>
         <w:t>) kuzingatia mateso yao ya sasa, ambayo ni ya muda mfupi, kama njia ya kuimarisha imani yao na maandalizi ya kupokea wokovu (</w:t>
       </w:r>
-      <w:hyperlink r:id="rId19">
-        <w:r>
-          <w:rPr>
-            <w:lang w:val="sw_KE" w:bidi="sw_KE"/>
-          </w:rPr>
-          <w:rPr>
-            <w:color w:val="0000EE"/>
-            <w:u w:val="single"/>
-          </w:rPr>
-          <w:t>1:3–9</w:t>
-        </w:r>
-      </w:hyperlink>
+      <w:r>
+        <w:rPr>
+          <w:lang w:val="sw_KE" w:bidi="sw_KE"/>
+        </w:rPr>
+        <w:t>1:3–9</w:t>
+      </w:r>
       <w:r>
         <w:rPr>
           <w:lang w:val="sw_KE" w:bidi="sw_KE"/>
         </w:rPr>
         <w:t>). Wokovu huu ni wa thamani kubwa kiasi kwamba manabii waliutabiri na malaika wanauchunguza (</w:t>
       </w:r>
-      <w:hyperlink r:id="rId20">
-        <w:r>
-          <w:rPr>
-            <w:lang w:val="sw_KE" w:bidi="sw_KE"/>
-          </w:rPr>
-          <w:rPr>
-            <w:color w:val="0000EE"/>
-            <w:u w:val="single"/>
-          </w:rPr>
-          <w:t>1:10–12</w:t>
-        </w:r>
-      </w:hyperlink>
+      <w:r>
+        <w:rPr>
+          <w:lang w:val="sw_KE" w:bidi="sw_KE"/>
+        </w:rPr>
+        <w:t>1:10–12</w:t>
+      </w:r>
       <w:r>
         <w:rPr>
           <w:lang w:val="sw_KE" w:bidi="sw_KE"/>
         </w:rPr>
         <w:t>). Zawadi hii ya wokovu inapaswa kupelekea maisha ya utakatifu yanayotambua gharama ambayo Mungu alilipa kwa ajili ya wokovu wetu (</w:t>
       </w:r>
-      <w:hyperlink r:id="rId21">
-        <w:r>
-          <w:rPr>
-            <w:lang w:val="sw_KE" w:bidi="sw_KE"/>
-          </w:rPr>
-          <w:rPr>
-            <w:color w:val="0000EE"/>
-            <w:u w:val="single"/>
-          </w:rPr>
-          <w:t>1:13–21</w:t>
-        </w:r>
-      </w:hyperlink>
+      <w:r>
+        <w:rPr>
+          <w:lang w:val="sw_KE" w:bidi="sw_KE"/>
+        </w:rPr>
+        <w:t>1:13–21</w:t>
+      </w:r>
       <w:r>
         <w:rPr>
           <w:lang w:val="sw_KE" w:bidi="sw_KE"/>
         </w:rPr>
         <w:t>). Sehemu ya kwanza inahitimishwa na mwito wa upendo na uvumilivu kwa Wakristo wenzetu (</w:t>
       </w:r>
-      <w:hyperlink r:id="rId22">
-        <w:r>
-          <w:rPr>
-            <w:lang w:val="sw_KE" w:bidi="sw_KE"/>
-          </w:rPr>
-          <w:rPr>
-            <w:color w:val="0000EE"/>
-            <w:u w:val="single"/>
-          </w:rPr>
-          <w:t>1:22–2:3</w:t>
-        </w:r>
-      </w:hyperlink>
+      <w:r>
+        <w:rPr>
+          <w:lang w:val="sw_KE" w:bidi="sw_KE"/>
+        </w:rPr>
+        <w:t>1:22–2:3</w:t>
+      </w:r>
       <w:r>
         <w:rPr>
           <w:lang w:val="sw_KE" w:bidi="sw_KE"/>
         </w:rPr>
         <w:t>) na ukumbusho wa hadhi yetu kama watu wa agano jipya la Mungu (</w:t>
       </w:r>
-      <w:hyperlink r:id="rId23">
-        <w:r>
-          <w:rPr>
-            <w:lang w:val="sw_KE" w:bidi="sw_KE"/>
-          </w:rPr>
-          <w:rPr>
-            <w:color w:val="0000EE"/>
-            <w:u w:val="single"/>
-          </w:rPr>
-          <w:t>2:4–12</w:t>
-        </w:r>
-      </w:hyperlink>
+      <w:r>
+        <w:rPr>
+          <w:lang w:val="sw_KE" w:bidi="sw_KE"/>
+        </w:rPr>
+        <w:t>2:4–12</w:t>
+      </w:r>
       <w:r>
         <w:rPr>
           <w:lang w:val="sw_KE" w:bidi="sw_KE"/>
@@ -523,108 +457,72 @@
         </w:rPr>
         <w:t>Sehemu ya Pili ya barua (</w:t>
       </w:r>
-      <w:hyperlink r:id="rId24">
-        <w:r>
-          <w:rPr>
-            <w:lang w:val="sw_KE" w:bidi="sw_KE"/>
-          </w:rPr>
-          <w:rPr>
-            <w:color w:val="0000EE"/>
-            <w:u w:val="single"/>
-          </w:rPr>
-          <w:t>2:13–3:12</w:t>
-        </w:r>
-      </w:hyperlink>
+      <w:r>
+        <w:rPr>
+          <w:lang w:val="sw_KE" w:bidi="sw_KE"/>
+        </w:rPr>
+        <w:t>2:13–3:12</w:t>
+      </w:r>
       <w:r>
         <w:rPr>
           <w:lang w:val="sw_KE" w:bidi="sw_KE"/>
         </w:rPr>
         <w:t>) inawahimiza Wakristo kuishi chini ya mamlaka inayotambulika kama ushuhuda kwa ulimwengu wenye uhasama. Wakristo wanapaswa kutii mamlaka ya serikali (</w:t>
       </w:r>
-      <w:hyperlink r:id="rId25">
-        <w:r>
-          <w:rPr>
-            <w:lang w:val="sw_KE" w:bidi="sw_KE"/>
-          </w:rPr>
-          <w:rPr>
-            <w:color w:val="0000EE"/>
-            <w:u w:val="single"/>
-          </w:rPr>
-          <w:t>2:13–17</w:t>
-        </w:r>
-      </w:hyperlink>
+      <w:r>
+        <w:rPr>
+          <w:lang w:val="sw_KE" w:bidi="sw_KE"/>
+        </w:rPr>
+        <w:t>2:13–17</w:t>
+      </w:r>
       <w:r>
         <w:rPr>
           <w:lang w:val="sw_KE" w:bidi="sw_KE"/>
         </w:rPr>
         <w:t>), watumwa Wakristo wanapaswa kutii mamlaka ya mabwana wao (</w:t>
       </w:r>
-      <w:hyperlink r:id="rId26">
-        <w:r>
-          <w:rPr>
-            <w:lang w:val="sw_KE" w:bidi="sw_KE"/>
-          </w:rPr>
-          <w:rPr>
-            <w:color w:val="0000EE"/>
-            <w:u w:val="single"/>
-          </w:rPr>
-          <w:t>2:18–25</w:t>
-        </w:r>
-      </w:hyperlink>
+      <w:r>
+        <w:rPr>
+          <w:lang w:val="sw_KE" w:bidi="sw_KE"/>
+        </w:rPr>
+        <w:t>2:18–25</w:t>
+      </w:r>
       <w:r>
         <w:rPr>
           <w:lang w:val="sw_KE" w:bidi="sw_KE"/>
         </w:rPr>
         <w:t>), na wake Wakristo wanapaswa kutii mamlaka ya waume zao (</w:t>
       </w:r>
-      <w:hyperlink r:id="rId27">
-        <w:r>
-          <w:rPr>
-            <w:lang w:val="sw_KE" w:bidi="sw_KE"/>
-          </w:rPr>
-          <w:rPr>
-            <w:color w:val="0000EE"/>
-            <w:u w:val="single"/>
-          </w:rPr>
-          <w:t>3:1–6</w:t>
-        </w:r>
-      </w:hyperlink>
+      <w:r>
+        <w:rPr>
+          <w:lang w:val="sw_KE" w:bidi="sw_KE"/>
+        </w:rPr>
+        <w:t>3:1–6</w:t>
+      </w:r>
       <w:r>
         <w:rPr>
           <w:lang w:val="sw_KE" w:bidi="sw_KE"/>
         </w:rPr>
         <w:t>). Waume, wakati huo huo, wanapaswa kuwaheshimu wake zao (</w:t>
       </w:r>
-      <w:hyperlink r:id="rId28">
-        <w:r>
-          <w:rPr>
-            <w:lang w:val="sw_KE" w:bidi="sw_KE"/>
-          </w:rPr>
-          <w:rPr>
-            <w:color w:val="0000EE"/>
-            <w:u w:val="single"/>
-          </w:rPr>
-          <w:t>3:7</w:t>
-        </w:r>
-      </w:hyperlink>
+      <w:r>
+        <w:rPr>
+          <w:lang w:val="sw_KE" w:bidi="sw_KE"/>
+        </w:rPr>
+        <w:t>3:7</w:t>
+      </w:r>
       <w:r>
         <w:rPr>
           <w:lang w:val="sw_KE" w:bidi="sw_KE"/>
         </w:rPr>
         <w:t>). Sehemu hii inamalizika na maonyo ya jumla kuhusu tabia ambayo Mungu anazawadia (</w:t>
       </w:r>
-      <w:hyperlink r:id="rId29">
-        <w:r>
-          <w:rPr>
-            <w:lang w:val="sw_KE" w:bidi="sw_KE"/>
-          </w:rPr>
-          <w:rPr>
-            <w:color w:val="0000EE"/>
-            <w:u w:val="single"/>
-          </w:rPr>
-          <w:t>3:8–12</w:t>
-        </w:r>
-      </w:hyperlink>
+      <w:r>
+        <w:rPr>
+          <w:lang w:val="sw_KE" w:bidi="sw_KE"/>
+        </w:rPr>
+        <w:t>3:8–12</w:t>
+      </w:r>
       <w:r>
         <w:rPr>
           <w:lang w:val="sw_KE" w:bidi="sw_KE"/>
@@ -645,90 +543,60 @@
         </w:rPr>
         <w:t>Sehemu ya tatu (</w:t>
       </w:r>
-      <w:hyperlink r:id="rId30">
-        <w:r>
-          <w:rPr>
-            <w:lang w:val="sw_KE" w:bidi="sw_KE"/>
-          </w:rPr>
-          <w:rPr>
-            <w:color w:val="0000EE"/>
-            <w:u w:val="single"/>
-          </w:rPr>
-          <w:t>3:13–4:11</w:t>
-        </w:r>
-      </w:hyperlink>
+      <w:r>
+        <w:rPr>
+          <w:lang w:val="sw_KE" w:bidi="sw_KE"/>
+        </w:rPr>
+        <w:t>3:13–4:11</w:t>
+      </w:r>
       <w:r>
         <w:rPr>
           <w:lang w:val="sw_KE" w:bidi="sw_KE"/>
         </w:rPr>
         <w:t>) inaanza na changamoto ya kujibu shinikizo za kijamii kwa tabia ya heshima na staha, hata inapopelekea dhuluma (</w:t>
       </w:r>
-      <w:hyperlink r:id="rId31">
-        <w:r>
-          <w:rPr>
-            <w:lang w:val="sw_KE" w:bidi="sw_KE"/>
-          </w:rPr>
-          <w:rPr>
-            <w:color w:val="0000EE"/>
-            <w:u w:val="single"/>
-          </w:rPr>
-          <w:t>3:13–17</w:t>
-        </w:r>
-      </w:hyperlink>
+      <w:r>
+        <w:rPr>
+          <w:lang w:val="sw_KE" w:bidi="sw_KE"/>
+        </w:rPr>
+        <w:t>3:13–17</w:t>
+      </w:r>
       <w:r>
         <w:rPr>
           <w:lang w:val="sw_KE" w:bidi="sw_KE"/>
         </w:rPr>
         <w:t>). Petro anakumbusha wasomaji wake kwamba tumaini la ukombozi ni thabiti kwa sababu ya maisha, kifo, ufufuo, na kupaa kwa Kristo (</w:t>
       </w:r>
-      <w:hyperlink r:id="rId32">
-        <w:r>
-          <w:rPr>
-            <w:lang w:val="sw_KE" w:bidi="sw_KE"/>
-          </w:rPr>
-          <w:rPr>
-            <w:color w:val="0000EE"/>
-            <w:u w:val="single"/>
-          </w:rPr>
-          <w:t>3:18–22</w:t>
-        </w:r>
-      </w:hyperlink>
+      <w:r>
+        <w:rPr>
+          <w:lang w:val="sw_KE" w:bidi="sw_KE"/>
+        </w:rPr>
+        <w:t>3:18–22</w:t>
+      </w:r>
       <w:r>
         <w:rPr>
           <w:lang w:val="sw_KE" w:bidi="sw_KE"/>
         </w:rPr>
         <w:t>). Petro anasisitiza wito wake wa kuachana na njia na maadili ya dunia (</w:t>
       </w:r>
-      <w:hyperlink r:id="rId33">
-        <w:r>
-          <w:rPr>
-            <w:lang w:val="sw_KE" w:bidi="sw_KE"/>
-          </w:rPr>
-          <w:rPr>
-            <w:color w:val="0000EE"/>
-            <w:u w:val="single"/>
-          </w:rPr>
-          <w:t>4:1–6</w:t>
-        </w:r>
-      </w:hyperlink>
+      <w:r>
+        <w:rPr>
+          <w:lang w:val="sw_KE" w:bidi="sw_KE"/>
+        </w:rPr>
+        <w:t>4:1–6</w:t>
+      </w:r>
       <w:r>
         <w:rPr>
           <w:lang w:val="sw_KE" w:bidi="sw_KE"/>
         </w:rPr>
         <w:t>) na anahitimisha kwa maonyo mbalimbali (</w:t>
       </w:r>
-      <w:hyperlink r:id="rId34">
-        <w:r>
-          <w:rPr>
-            <w:lang w:val="sw_KE" w:bidi="sw_KE"/>
-          </w:rPr>
-          <w:rPr>
-            <w:color w:val="0000EE"/>
-            <w:u w:val="single"/>
-          </w:rPr>
-          <w:t>4:7–11</w:t>
-        </w:r>
-      </w:hyperlink>
+      <w:r>
+        <w:rPr>
+          <w:lang w:val="sw_KE" w:bidi="sw_KE"/>
+        </w:rPr>
+        <w:t>4:7–11</w:t>
+      </w:r>
       <w:r>
         <w:rPr>
           <w:lang w:val="sw_KE" w:bidi="sw_KE"/>
@@ -749,108 +617,72 @@
         </w:rPr>
         <w:t>Sehemu ya nne ya barua (</w:t>
       </w:r>
-      <w:hyperlink r:id="rId35">
-        <w:r>
-          <w:rPr>
-            <w:lang w:val="sw_KE" w:bidi="sw_KE"/>
-          </w:rPr>
-          <w:rPr>
-            <w:color w:val="0000EE"/>
-            <w:u w:val="single"/>
-          </w:rPr>
-          <w:t>4:12–5:11</w:t>
-        </w:r>
-      </w:hyperlink>
+      <w:r>
+        <w:rPr>
+          <w:lang w:val="sw_KE" w:bidi="sw_KE"/>
+        </w:rPr>
+        <w:t>4:12–5:11</w:t>
+      </w:r>
       <w:r>
         <w:rPr>
           <w:lang w:val="sw_KE" w:bidi="sw_KE"/>
         </w:rPr>
         <w:t>) inaanza na mwito wa mwisho wa kusimama imara katikati ya mateso (</w:t>
       </w:r>
-      <w:hyperlink r:id="rId36">
-        <w:r>
-          <w:rPr>
-            <w:lang w:val="sw_KE" w:bidi="sw_KE"/>
-          </w:rPr>
-          <w:rPr>
-            <w:color w:val="0000EE"/>
-            <w:u w:val="single"/>
-          </w:rPr>
-          <w:t>4:12–19</w:t>
-        </w:r>
-      </w:hyperlink>
+      <w:r>
+        <w:rPr>
+          <w:lang w:val="sw_KE" w:bidi="sw_KE"/>
+        </w:rPr>
+        <w:t>4:12–19</w:t>
+      </w:r>
       <w:r>
         <w:rPr>
           <w:lang w:val="sw_KE" w:bidi="sw_KE"/>
         </w:rPr>
         <w:t>). Petro kisha anahitimisha kwa maagizo kwa wazee (</w:t>
       </w:r>
-      <w:hyperlink r:id="rId37">
-        <w:r>
-          <w:rPr>
-            <w:lang w:val="sw_KE" w:bidi="sw_KE"/>
-          </w:rPr>
-          <w:rPr>
-            <w:color w:val="0000EE"/>
-            <w:u w:val="single"/>
-          </w:rPr>
-          <w:t>5:1–4</w:t>
-        </w:r>
-      </w:hyperlink>
+      <w:r>
+        <w:rPr>
+          <w:lang w:val="sw_KE" w:bidi="sw_KE"/>
+        </w:rPr>
+        <w:t>5:1–4</w:t>
+      </w:r>
       <w:r>
         <w:rPr>
           <w:lang w:val="sw_KE" w:bidi="sw_KE"/>
         </w:rPr>
         <w:t>), vijana (</w:t>
       </w:r>
-      <w:hyperlink r:id="rId38">
-        <w:r>
-          <w:rPr>
-            <w:lang w:val="sw_KE" w:bidi="sw_KE"/>
-          </w:rPr>
-          <w:rPr>
-            <w:color w:val="0000EE"/>
-            <w:u w:val="single"/>
-          </w:rPr>
-          <w:t>5:5</w:t>
-        </w:r>
-      </w:hyperlink>
+      <w:r>
+        <w:rPr>
+          <w:lang w:val="sw_KE" w:bidi="sw_KE"/>
+        </w:rPr>
+        <w:t>5:5</w:t>
+      </w:r>
       <w:r>
         <w:rPr>
           <w:lang w:val="sw_KE" w:bidi="sw_KE"/>
         </w:rPr>
         <w:t>), na kanisa kwa ujumla (</w:t>
       </w:r>
-      <w:hyperlink r:id="rId39">
-        <w:r>
-          <w:rPr>
-            <w:lang w:val="sw_KE" w:bidi="sw_KE"/>
-          </w:rPr>
-          <w:rPr>
-            <w:color w:val="0000EE"/>
-            <w:u w:val="single"/>
-          </w:rPr>
-          <w:t>5:5–11</w:t>
-        </w:r>
-      </w:hyperlink>
+      <w:r>
+        <w:rPr>
+          <w:lang w:val="sw_KE" w:bidi="sw_KE"/>
+        </w:rPr>
+        <w:t>5:5–11</w:t>
+      </w:r>
       <w:r>
         <w:rPr>
           <w:lang w:val="sw_KE" w:bidi="sw_KE"/>
         </w:rPr>
         <w:t>). Barua inamalizika na salamu za kawaida (</w:t>
       </w:r>
-      <w:hyperlink r:id="rId40">
-        <w:r>
-          <w:rPr>
-            <w:lang w:val="sw_KE" w:bidi="sw_KE"/>
-          </w:rPr>
-          <w:rPr>
-            <w:color w:val="0000EE"/>
-            <w:u w:val="single"/>
-          </w:rPr>
-          <w:t>5:12–14</w:t>
-        </w:r>
-      </w:hyperlink>
+      <w:r>
+        <w:rPr>
+          <w:lang w:val="sw_KE" w:bidi="sw_KE"/>
+        </w:rPr>
+        <w:t>5:12–14</w:t>
+      </w:r>
       <w:r>
         <w:rPr>
           <w:lang w:val="sw_KE" w:bidi="sw_KE"/>
@@ -882,108 +714,72 @@
         </w:rPr>
         <w:t>Mstari wa ufunguzi wa barua unamtambulisha mwandishi kama mtume Petro na wapokeaji kama "watu waliochaguliwa na Mungu" wanaoishi katika "majimbo ya Pontio, Galatia, Kapadokia, Asia, na Bithinia." Majimbo haya ya Kirumi yalikuwa sehemu ya kaskazini ya Asia Ndogo, eneo ambalo leo ni sehemu kubwa ya Uturuki. Hatuna rekodi ya Petro kutembelea eneo hili, na barua haionyeshi ziara kama hiyo. Kwa kweli, tuna habari chache kuhusu harakati na shughuli za Petro baada ya siku zake za awali za huduma huko Yerusalemu na Yudea (</w:t>
       </w:r>
-      <w:hyperlink r:id="rId41">
-        <w:r>
-          <w:rPr>
-            <w:lang w:val="sw_KE" w:bidi="sw_KE"/>
-          </w:rPr>
-          <w:rPr>
-            <w:color w:val="0000EE"/>
-            <w:u w:val="single"/>
-          </w:rPr>
-          <w:t>Matendo 1:1–12:25</w:t>
-        </w:r>
-      </w:hyperlink>
+      <w:r>
+        <w:rPr>
+          <w:lang w:val="sw_KE" w:bidi="sw_KE"/>
+        </w:rPr>
+        <w:t>Matendo 1:1–12:25</w:t>
+      </w:r>
       <w:r>
         <w:rPr>
           <w:lang w:val="sw_KE" w:bidi="sw_KE"/>
         </w:rPr>
         <w:t>). Luka anatuambia kwamba baada ya kuokolewa kimuujiza kutoka gerezani, Petro "alienda mahali pengine" (</w:t>
       </w:r>
-      <w:hyperlink r:id="rId42">
-        <w:r>
-          <w:rPr>
-            <w:lang w:val="sw_KE" w:bidi="sw_KE"/>
-          </w:rPr>
-          <w:rPr>
-            <w:color w:val="0000EE"/>
-            <w:u w:val="single"/>
-          </w:rPr>
-          <w:t>Matendo 12:17</w:t>
-        </w:r>
-      </w:hyperlink>
+      <w:r>
+        <w:rPr>
+          <w:lang w:val="sw_KE" w:bidi="sw_KE"/>
+        </w:rPr>
+        <w:t>Matendo 12:17</w:t>
+      </w:r>
       <w:r>
         <w:rPr>
           <w:lang w:val="sw_KE" w:bidi="sw_KE"/>
         </w:rPr>
         <w:t>). Kuna uvumi mwingi, lakini hatujui alikoenda. Petro alirudi kwa ajili ya baraza huko Yerusalemu (</w:t>
       </w:r>
-      <w:hyperlink r:id="rId43">
-        <w:r>
-          <w:rPr>
-            <w:lang w:val="sw_KE" w:bidi="sw_KE"/>
-          </w:rPr>
-          <w:rPr>
-            <w:color w:val="0000EE"/>
-            <w:u w:val="single"/>
-          </w:rPr>
-          <w:t>Matendo 15:1–41</w:t>
-        </w:r>
-      </w:hyperlink>
+      <w:r>
+        <w:rPr>
+          <w:lang w:val="sw_KE" w:bidi="sw_KE"/>
+        </w:rPr>
+        <w:t>Matendo 15:1–41</w:t>
+      </w:r>
       <w:r>
         <w:rPr>
           <w:lang w:val="sw_KE" w:bidi="sw_KE"/>
         </w:rPr>
         <w:t xml:space="preserve">; mwaka wa 49~50 Baada ya Kristo (BK) na inaonekana alitumia muda fulani akihudumu Korintho (tazama </w:t>
       </w:r>
-      <w:hyperlink r:id="rId44">
-        <w:r>
-          <w:rPr>
-            <w:lang w:val="sw_KE" w:bidi="sw_KE"/>
-          </w:rPr>
-          <w:rPr>
-            <w:color w:val="0000EE"/>
-            <w:u w:val="single"/>
-          </w:rPr>
-          <w:t>1 Kor 1:12</w:t>
-        </w:r>
-      </w:hyperlink>
+      <w:r>
+        <w:rPr>
+          <w:lang w:val="sw_KE" w:bidi="sw_KE"/>
+        </w:rPr>
+        <w:t>1 Kor 1:12</w:t>
+      </w:r>
       <w:r>
         <w:rPr>
           <w:lang w:val="sw_KE" w:bidi="sw_KE"/>
         </w:rPr>
         <w:t xml:space="preserve">; </w:t>
       </w:r>
-      <w:hyperlink r:id="rId45">
-        <w:r>
-          <w:rPr>
-            <w:lang w:val="sw_KE" w:bidi="sw_KE"/>
-          </w:rPr>
-          <w:rPr>
-            <w:color w:val="0000EE"/>
-            <w:u w:val="single"/>
-          </w:rPr>
-          <w:t>9:5</w:t>
-        </w:r>
-      </w:hyperlink>
+      <w:r>
+        <w:rPr>
+          <w:lang w:val="sw_KE" w:bidi="sw_KE"/>
+        </w:rPr>
+        <w:t>9:5</w:t>
+      </w:r>
       <w:r>
         <w:rPr>
           <w:lang w:val="sw_KE" w:bidi="sw_KE"/>
         </w:rPr>
         <w:t>). Alikuwa pia Antiokia wakati fulani (</w:t>
       </w:r>
-      <w:hyperlink r:id="rId46">
-        <w:r>
-          <w:rPr>
-            <w:lang w:val="sw_KE" w:bidi="sw_KE"/>
-          </w:rPr>
-          <w:rPr>
-            <w:color w:val="0000EE"/>
-            <w:u w:val="single"/>
-          </w:rPr>
-          <w:t>Gal 2:11–16</w:t>
-        </w:r>
-      </w:hyperlink>
+      <w:r>
+        <w:rPr>
+          <w:lang w:val="sw_KE" w:bidi="sw_KE"/>
+        </w:rPr>
+        <w:t>Gal 2:11–16</w:t>
+      </w:r>
       <w:r>
         <w:rPr>
           <w:lang w:val="sw_KE" w:bidi="sw_KE"/>
@@ -1015,54 +811,36 @@
         </w:rPr>
         <w:t>Mtume alikuwa wazi kuwa alikuwa Rumi alipoandika barua hii. “Dada yako kanisa hapa Babuloni” (</w:t>
       </w:r>
-      <w:hyperlink r:id="rId47">
-        <w:r>
-          <w:rPr>
-            <w:lang w:val="sw_KE" w:bidi="sw_KE"/>
-          </w:rPr>
-          <w:rPr>
-            <w:color w:val="0000EE"/>
-            <w:u w:val="single"/>
-          </w:rPr>
-          <w:t>5:13</w:t>
-        </w:r>
-      </w:hyperlink>
+      <w:r>
+        <w:rPr>
+          <w:lang w:val="sw_KE" w:bidi="sw_KE"/>
+        </w:rPr>
+        <w:t>5:13</w:t>
+      </w:r>
       <w:r>
         <w:rPr>
           <w:lang w:val="sw_KE" w:bidi="sw_KE"/>
         </w:rPr>
         <w:t xml:space="preserve">) ni karibu hakika kumbukumbu ya kanisa katika Rumi. Mji wa kale wa Babuloni, unaojulikana sana kutoka vitabu vya baadaye vya Agano la Kale, ulikuwa mdogo na usio na umuhimu katika siku za Petro (karne ya kwanza BK), na ingekuwa ya kushangaza kama Petro angekuwa amesafiri mbali hivyo mashariki. Hata hivyo, kwa sababu mji wa kale wa Babuloni ulikuwa na nguvu sana katika miaka ya 600–500 KK, jina hilo lilikuja kuashiria kituo cha nguvu za dunia na ushawishi wa kitamaduni. Kitabu cha Ufunuo kinatumia Babuloni kama neno la siri kwa Rumi (tazama </w:t>
       </w:r>
-      <w:hyperlink r:id="rId48">
-        <w:r>
-          <w:rPr>
-            <w:lang w:val="sw_KE" w:bidi="sw_KE"/>
-          </w:rPr>
-          <w:rPr>
-            <w:color w:val="0000EE"/>
-            <w:u w:val="single"/>
-          </w:rPr>
-          <w:t>Ufu 17:5</w:t>
-        </w:r>
-      </w:hyperlink>
+      <w:r>
+        <w:rPr>
+          <w:lang w:val="sw_KE" w:bidi="sw_KE"/>
+        </w:rPr>
+        <w:t>Ufu 17:5</w:t>
+      </w:r>
       <w:r>
         <w:rPr>
           <w:lang w:val="sw_KE" w:bidi="sw_KE"/>
         </w:rPr>
         <w:t xml:space="preserve">), na Petro pengine alikuwa akifanya vivyo hivyo. Ikiwa Petro aliandika barua hii kutoka Rumi, basi pengine iliandikwa kuelekea mwisho wa maisha yake. Dhana hii inathibitishwa na uwepo wa Marko pamoja na Petro (tazama </w:t>
       </w:r>
-      <w:hyperlink r:id="rId47">
-        <w:r>
-          <w:rPr>
-            <w:lang w:val="sw_KE" w:bidi="sw_KE"/>
-          </w:rPr>
-          <w:rPr>
-            <w:color w:val="0000EE"/>
-            <w:u w:val="single"/>
-          </w:rPr>
-          <w:t>1 Pet 5:13</w:t>
-        </w:r>
-      </w:hyperlink>
+      <w:r>
+        <w:rPr>
+          <w:lang w:val="sw_KE" w:bidi="sw_KE"/>
+        </w:rPr>
+        <w:t>1 Pet 5:13</w:t>
+      </w:r>
       <w:r>
         <w:rPr>
           <w:lang w:val="sw_KE" w:bidi="sw_KE"/>
@@ -1119,180 +897,120 @@
         </w:rPr>
         <w:t>Petro wa Kwanza anawahimiza Wakristo kudumisha maisha ya utakatifu katikati ya shinikizo lililoundwa na mazingira yasiyo ya Kikristo, na mara nyingi yenye kupinga Ukristo, wanamoishi. Petro anazingatia mawazo matatu muhimu. Kwanza, waumini lazima waelewe kwamba tumepokea wokovu ambao Mungu aliahidi kupitia manabii wake na ambao malaika "wanatamani kuuona" (</w:t>
       </w:r>
-      <w:hyperlink r:id="rId49">
-        <w:r>
-          <w:rPr>
-            <w:lang w:val="sw_KE" w:bidi="sw_KE"/>
-          </w:rPr>
-          <w:rPr>
-            <w:color w:val="0000EE"/>
-            <w:u w:val="single"/>
-          </w:rPr>
-          <w:t>1:12</w:t>
-        </w:r>
-      </w:hyperlink>
+      <w:r>
+        <w:rPr>
+          <w:lang w:val="sw_KE" w:bidi="sw_KE"/>
+        </w:rPr>
+        <w:t>1:12</w:t>
+      </w:r>
       <w:r>
         <w:rPr>
           <w:lang w:val="sw_KE" w:bidi="sw_KE"/>
         </w:rPr>
         <w:t xml:space="preserve">; tazama </w:t>
       </w:r>
-      <w:hyperlink r:id="rId50">
-        <w:r>
-          <w:rPr>
-            <w:lang w:val="sw_KE" w:bidi="sw_KE"/>
-          </w:rPr>
-          <w:rPr>
-            <w:color w:val="0000EE"/>
-            <w:u w:val="single"/>
-          </w:rPr>
-          <w:t>1:5</w:t>
-        </w:r>
-      </w:hyperlink>
+      <w:r>
+        <w:rPr>
+          <w:lang w:val="sw_KE" w:bidi="sw_KE"/>
+        </w:rPr>
+        <w:t>1:5</w:t>
+      </w:r>
       <w:r>
         <w:rPr>
           <w:lang w:val="sw_KE" w:bidi="sw_KE"/>
         </w:rPr>
         <w:t xml:space="preserve">, </w:t>
       </w:r>
-      <w:hyperlink r:id="rId51">
-        <w:r>
-          <w:rPr>
-            <w:lang w:val="sw_KE" w:bidi="sw_KE"/>
-          </w:rPr>
-          <w:rPr>
-            <w:color w:val="0000EE"/>
-            <w:u w:val="single"/>
-          </w:rPr>
-          <w:t>10</w:t>
-        </w:r>
-      </w:hyperlink>
+      <w:r>
+        <w:rPr>
+          <w:lang w:val="sw_KE" w:bidi="sw_KE"/>
+        </w:rPr>
+        <w:t>10</w:t>
+      </w:r>
       <w:r>
         <w:rPr>
           <w:lang w:val="sw_KE" w:bidi="sw_KE"/>
         </w:rPr>
         <w:t>). Sisi ni watoto wa Mungu (</w:t>
       </w:r>
-      <w:hyperlink r:id="rId52">
-        <w:r>
-          <w:rPr>
-            <w:lang w:val="sw_KE" w:bidi="sw_KE"/>
-          </w:rPr>
-          <w:rPr>
-            <w:color w:val="0000EE"/>
-            <w:u w:val="single"/>
-          </w:rPr>
-          <w:t>1:14</w:t>
-        </w:r>
-      </w:hyperlink>
+      <w:r>
+        <w:rPr>
+          <w:lang w:val="sw_KE" w:bidi="sw_KE"/>
+        </w:rPr>
+        <w:t>1:14</w:t>
+      </w:r>
       <w:r>
         <w:rPr>
           <w:lang w:val="sw_KE" w:bidi="sw_KE"/>
         </w:rPr>
         <w:t>), tumezaliwa mara ya pili kupitia neno lenye nguvu la Mungu (</w:t>
       </w:r>
-      <w:hyperlink r:id="rId53">
-        <w:r>
-          <w:rPr>
-            <w:lang w:val="sw_KE" w:bidi="sw_KE"/>
-          </w:rPr>
-          <w:rPr>
-            <w:color w:val="0000EE"/>
-            <w:u w:val="single"/>
-          </w:rPr>
-          <w:t>1:23</w:t>
-        </w:r>
-      </w:hyperlink>
+      <w:r>
+        <w:rPr>
+          <w:lang w:val="sw_KE" w:bidi="sw_KE"/>
+        </w:rPr>
+        <w:t>1:23</w:t>
+      </w:r>
       <w:r>
         <w:rPr>
           <w:lang w:val="sw_KE" w:bidi="sw_KE"/>
         </w:rPr>
         <w:t>). Sisi ni mawe ambayo Mungu anatumia kujenga hekalu jipya la kiroho (</w:t>
       </w:r>
-      <w:hyperlink r:id="rId54">
-        <w:r>
-          <w:rPr>
-            <w:lang w:val="sw_KE" w:bidi="sw_KE"/>
-          </w:rPr>
-          <w:rPr>
-            <w:color w:val="0000EE"/>
-            <w:u w:val="single"/>
-          </w:rPr>
-          <w:t>2:5</w:t>
-        </w:r>
-      </w:hyperlink>
+      <w:r>
+        <w:rPr>
+          <w:lang w:val="sw_KE" w:bidi="sw_KE"/>
+        </w:rPr>
+        <w:t>2:5</w:t>
+      </w:r>
       <w:r>
         <w:rPr>
           <w:lang w:val="sw_KE" w:bidi="sw_KE"/>
         </w:rPr>
         <w:t>) na watu waliochaguliwa waliotolewa kutoka gizani kuingia kwenye nuru (</w:t>
       </w:r>
-      <w:hyperlink r:id="rId55">
-        <w:r>
-          <w:rPr>
-            <w:lang w:val="sw_KE" w:bidi="sw_KE"/>
-          </w:rPr>
-          <w:rPr>
-            <w:color w:val="0000EE"/>
-            <w:u w:val="single"/>
-          </w:rPr>
-          <w:t>2:9–10</w:t>
-        </w:r>
-      </w:hyperlink>
+      <w:r>
+        <w:rPr>
+          <w:lang w:val="sw_KE" w:bidi="sw_KE"/>
+        </w:rPr>
+        <w:t>2:9–10</w:t>
+      </w:r>
       <w:r>
         <w:rPr>
           <w:lang w:val="sw_KE" w:bidi="sw_KE"/>
         </w:rPr>
         <w:t>). Kwa sababu tunafurahia haki hizi zote, tumekuwa wageni na wapitaji katika ulimwengu huu (</w:t>
       </w:r>
-      <w:hyperlink r:id="rId56">
-        <w:r>
-          <w:rPr>
-            <w:lang w:val="sw_KE" w:bidi="sw_KE"/>
-          </w:rPr>
-          <w:rPr>
-            <w:color w:val="0000EE"/>
-            <w:u w:val="single"/>
-          </w:rPr>
-          <w:t>1:1</w:t>
-        </w:r>
-      </w:hyperlink>
+      <w:r>
+        <w:rPr>
+          <w:lang w:val="sw_KE" w:bidi="sw_KE"/>
+        </w:rPr>
+        <w:t>1:1</w:t>
+      </w:r>
       <w:r>
         <w:rPr>
           <w:lang w:val="sw_KE" w:bidi="sw_KE"/>
         </w:rPr>
         <w:t xml:space="preserve">, </w:t>
       </w:r>
-      <w:hyperlink r:id="rId57">
-        <w:r>
-          <w:rPr>
-            <w:lang w:val="sw_KE" w:bidi="sw_KE"/>
-          </w:rPr>
-          <w:rPr>
-            <w:color w:val="0000EE"/>
-            <w:u w:val="single"/>
-          </w:rPr>
-          <w:t>17</w:t>
-        </w:r>
-      </w:hyperlink>
+      <w:r>
+        <w:rPr>
+          <w:lang w:val="sw_KE" w:bidi="sw_KE"/>
+        </w:rPr>
+        <w:t>17</w:t>
+      </w:r>
       <w:r>
         <w:rPr>
           <w:lang w:val="sw_KE" w:bidi="sw_KE"/>
         </w:rPr>
         <w:t xml:space="preserve">; </w:t>
       </w:r>
-      <w:hyperlink r:id="rId58">
-        <w:r>
-          <w:rPr>
-            <w:lang w:val="sw_KE" w:bidi="sw_KE"/>
-          </w:rPr>
-          <w:rPr>
-            <w:color w:val="0000EE"/>
-            <w:u w:val="single"/>
-          </w:rPr>
-          <w:t>2:12</w:t>
-        </w:r>
-      </w:hyperlink>
+      <w:r>
+        <w:rPr>
+          <w:lang w:val="sw_KE" w:bidi="sw_KE"/>
+        </w:rPr>
+        <w:t>2:12</w:t>
+      </w:r>
       <w:r>
         <w:rPr>
           <w:lang w:val="sw_KE" w:bidi="sw_KE"/>
@@ -1313,72 +1031,48 @@
         </w:rPr>
         <w:t>Wazo kuu la pili ni kwamba Wakristo, ambao ni watu wa Mungu, wanapaswa kufuata mtindo wa maisha unaoonyesha maadili ya mbinguni, badala ya maadili ya ulimwengu huu. Kama watoto wa Mungu, Wakristo wanapaswa kumwiga Baba yao na kuwa watakatifu, kama yeye alivyo mtakatifu (</w:t>
       </w:r>
-      <w:hyperlink r:id="rId59">
-        <w:r>
-          <w:rPr>
-            <w:lang w:val="sw_KE" w:bidi="sw_KE"/>
-          </w:rPr>
-          <w:rPr>
-            <w:color w:val="0000EE"/>
-            <w:u w:val="single"/>
-          </w:rPr>
-          <w:t>1:15–16</w:t>
-        </w:r>
-      </w:hyperlink>
+      <w:r>
+        <w:rPr>
+          <w:lang w:val="sw_KE" w:bidi="sw_KE"/>
+        </w:rPr>
+        <w:t>1:15–16</w:t>
+      </w:r>
       <w:r>
         <w:rPr>
           <w:lang w:val="sw_KE" w:bidi="sw_KE"/>
         </w:rPr>
         <w:t>). Tunapaswa kupendana (</w:t>
       </w:r>
-      <w:hyperlink r:id="rId60">
-        <w:r>
-          <w:rPr>
-            <w:lang w:val="sw_KE" w:bidi="sw_KE"/>
-          </w:rPr>
-          <w:rPr>
-            <w:color w:val="0000EE"/>
-            <w:u w:val="single"/>
-          </w:rPr>
-          <w:t>1:22</w:t>
-        </w:r>
-      </w:hyperlink>
+      <w:r>
+        <w:rPr>
+          <w:lang w:val="sw_KE" w:bidi="sw_KE"/>
+        </w:rPr>
+        <w:t>1:22</w:t>
+      </w:r>
       <w:r>
         <w:rPr>
           <w:lang w:val="sw_KE" w:bidi="sw_KE"/>
         </w:rPr>
         <w:t>) na kuwa na heshima kwa mamlaka. Petro anahitimisha yote haya kwa wito wake wa "kutenda mema," hasa kwa wale wanaotukashifu na kusababisha ugumu (</w:t>
       </w:r>
-      <w:hyperlink r:id="rId61">
-        <w:r>
-          <w:rPr>
-            <w:lang w:val="sw_KE" w:bidi="sw_KE"/>
-          </w:rPr>
-          <w:rPr>
-            <w:color w:val="0000EE"/>
-            <w:u w:val="single"/>
-          </w:rPr>
-          <w:t>3:16–17</w:t>
-        </w:r>
-      </w:hyperlink>
+      <w:r>
+        <w:rPr>
+          <w:lang w:val="sw_KE" w:bidi="sw_KE"/>
+        </w:rPr>
+        <w:t>3:16–17</w:t>
+      </w:r>
       <w:r>
         <w:rPr>
           <w:lang w:val="sw_KE" w:bidi="sw_KE"/>
         </w:rPr>
         <w:t xml:space="preserve">; </w:t>
       </w:r>
-      <w:hyperlink r:id="rId62">
-        <w:r>
-          <w:rPr>
-            <w:lang w:val="sw_KE" w:bidi="sw_KE"/>
-          </w:rPr>
-          <w:rPr>
-            <w:color w:val="0000EE"/>
-            <w:u w:val="single"/>
-          </w:rPr>
-          <w:t>4:19</w:t>
-        </w:r>
-      </w:hyperlink>
+      <w:r>
+        <w:rPr>
+          <w:lang w:val="sw_KE" w:bidi="sw_KE"/>
+        </w:rPr>
+        <w:t>4:19</w:t>
+      </w:r>
       <w:r>
         <w:rPr>
           <w:lang w:val="sw_KE" w:bidi="sw_KE"/>
@@ -1399,90 +1093,60 @@
         </w:rPr>
         <w:t>Wazo kuu la tatu ni kwamba waumini wamekuwa watakatifu kwa sababu ya Kristo. Kifo na ufufuo wa Yesu vinatoa msingi wa utambulisho wetu mpya (</w:t>
       </w:r>
-      <w:hyperlink r:id="rId63">
-        <w:r>
-          <w:rPr>
-            <w:lang w:val="sw_KE" w:bidi="sw_KE"/>
-          </w:rPr>
-          <w:rPr>
-            <w:color w:val="0000EE"/>
-            <w:u w:val="single"/>
-          </w:rPr>
-          <w:t>1:18–19</w:t>
-        </w:r>
-      </w:hyperlink>
+      <w:r>
+        <w:rPr>
+          <w:lang w:val="sw_KE" w:bidi="sw_KE"/>
+        </w:rPr>
+        <w:t>1:18–19</w:t>
+      </w:r>
       <w:r>
         <w:rPr>
           <w:lang w:val="sw_KE" w:bidi="sw_KE"/>
         </w:rPr>
         <w:t xml:space="preserve">; </w:t>
       </w:r>
-      <w:hyperlink r:id="rId64">
-        <w:r>
-          <w:rPr>
-            <w:lang w:val="sw_KE" w:bidi="sw_KE"/>
-          </w:rPr>
-          <w:rPr>
-            <w:color w:val="0000EE"/>
-            <w:u w:val="single"/>
-          </w:rPr>
-          <w:t>3:18</w:t>
-        </w:r>
-      </w:hyperlink>
+      <w:r>
+        <w:rPr>
+          <w:lang w:val="sw_KE" w:bidi="sw_KE"/>
+        </w:rPr>
+        <w:t>3:18</w:t>
+      </w:r>
       <w:r>
         <w:rPr>
           <w:lang w:val="sw_KE" w:bidi="sw_KE"/>
         </w:rPr>
         <w:t>), na ushindi wake dhidi ya nguvu za uovu unatupa tumaini na ujasiri (</w:t>
       </w:r>
-      <w:hyperlink r:id="rId19">
-        <w:r>
-          <w:rPr>
-            <w:lang w:val="sw_KE" w:bidi="sw_KE"/>
-          </w:rPr>
-          <w:rPr>
-            <w:color w:val="0000EE"/>
-            <w:u w:val="single"/>
-          </w:rPr>
-          <w:t>1:3–9</w:t>
-        </w:r>
-      </w:hyperlink>
+      <w:r>
+        <w:rPr>
+          <w:lang w:val="sw_KE" w:bidi="sw_KE"/>
+        </w:rPr>
+        <w:t>1:3–9</w:t>
+      </w:r>
       <w:r>
         <w:rPr>
           <w:lang w:val="sw_KE" w:bidi="sw_KE"/>
         </w:rPr>
         <w:t xml:space="preserve">; </w:t>
       </w:r>
-      <w:hyperlink r:id="rId65">
-        <w:r>
-          <w:rPr>
-            <w:lang w:val="sw_KE" w:bidi="sw_KE"/>
-          </w:rPr>
-          <w:rPr>
-            <w:color w:val="0000EE"/>
-            <w:u w:val="single"/>
-          </w:rPr>
-          <w:t>3:19–22</w:t>
-        </w:r>
-      </w:hyperlink>
+      <w:r>
+        <w:rPr>
+          <w:lang w:val="sw_KE" w:bidi="sw_KE"/>
+        </w:rPr>
+        <w:t>3:19–22</w:t>
+      </w:r>
       <w:r>
         <w:rPr>
           <w:lang w:val="sw_KE" w:bidi="sw_KE"/>
         </w:rPr>
         <w:t>). Kristo ametupatia wokovu na utakatifu wetu na pia ametupa mfano wa kuiga. Kristo hakulipiza kisasi alipochambuliwa, kuteswa, na hata kuuawa (</w:t>
       </w:r>
-      <w:hyperlink r:id="rId66">
-        <w:r>
-          <w:rPr>
-            <w:lang w:val="sw_KE" w:bidi="sw_KE"/>
-          </w:rPr>
-          <w:rPr>
-            <w:color w:val="0000EE"/>
-            <w:u w:val="single"/>
-          </w:rPr>
-          <w:t>2:21–25</w:t>
-        </w:r>
-      </w:hyperlink>
+      <w:r>
+        <w:rPr>
+          <w:lang w:val="sw_KE" w:bidi="sw_KE"/>
+        </w:rPr>
+        <w:t>2:21–25</w:t>
+      </w:r>
       <w:r>
         <w:rPr>
           <w:lang w:val="sw_KE" w:bidi="sw_KE"/>
